--- a/qiminyaosu/ralph/生产稿_600/06_器用/现代齐民要术_06-16-3_电动牙刷最值得关注的不是有多少模式_生产稿.docx
+++ b/qiminyaosu/ralph/生产稿_600/06_器用/现代齐民要术_06-16-3_电动牙刷最值得关注的不是有多少模式_生产稿.docx
@@ -720,13 +720,7 @@
     </w:p>
     <w:p>
       <w:r>
-        <w:rPr>
-          <w:b/>
-        </w:rPr>
-        <w:t>START_FRAME：</w:t>
-      </w:r>
-      <w:r>
-        <w:t>现代中国家庭客厅或厨房的产品使用场景：家电/日用品内部剖视，空间与耗材可视化；主体与开头相扣。</w:t>
+        <w:t>START_FRAME（首帧·五锁）：同一器用空间近景：家电/日用品居中，客厅或厨房产品使用场景环境清晰，客厅/厨房明亮顶灯与自然光，构图以电动牙刷最值得关注的不是有多少模式对应的冲突对象为主体。</w:t>
       </w:r>
     </w:p>
     <w:p>
@@ -764,13 +758,7 @@
     </w:p>
     <w:p>
       <w:r>
-        <w:rPr>
-          <w:b/>
-        </w:rPr>
-        <w:t>END_FRAME：</w:t>
-      </w:r>
-      <w:r>
-        <w:t>稳定停在可桥接的尾帧，作下一镜首帧。</w:t>
+        <w:t>END_FRAME（尾帧·五锁）：镜头稳定停在器用空间的一个清晰物件/结构上（家电/日用品，客厅/厨房明亮顶灯与自然光），形态位置与下一镜首帧一致，作桥接帧。</w:t>
       </w:r>
     </w:p>
     <w:p>
@@ -813,7 +801,10 @@
     </w:p>
     <w:p>
       <w:r>
-        <w:t>9:16 竖屏，高级半写实 3D/2.5D 现代家庭科学动画。现代中国家庭客厅或厨房的产品使用场景：家电/日用品内部剖视，空间与耗材可视化。0—3s 引入「电动牙刷最值得关注的不是有多少模式」主视觉事件；3—7s 演示/讲解机制与操作；7—10s 收束停在尾帧。无中文文字/字幕/Logo/水印；保持同一光线与镜头空间；无伪实验/伪专家；不出现可读数字表格。</w:t>
+        <w:rPr>
+          <w:b w:val="0"/>
+        </w:rPr>
+        <w:t>9:16 竖屏，高级半写实 3D/2.5D 现代家庭科学动画。现代中国家庭客厅或用厨房产品场景：家电/日用品内部剖视，空间与耗材可视化。本镜主题「电动牙刷最值得关注的不是有多少模式」（母题变量：软硬毛、刷头尺寸与操作方式、电动/手动效果与使用质量有关、冲牙器不能简单替代所有牙缝清洁、耗材价格和更换频率）。0—3s：放大冲突/常见错误，前1-3秒制造留存；3—7s：用连续镜头把机制或做法讲透；7—10s：收束停在悬念、判断点。本段用连续的步骤动作推进，镜头跟随手部或物件。动画风格借用：产品爆炸图 / 内部结构 / 家庭A·B·C / 空间占用 / 长期耗材维护。镜头最后稳定帧直接作为下一镜首帧。。无中文文字/字幕/Logo/水印/名牌；不改变衣服/材质/产品外观颜色；不出现可读数字表格；不做伪实景/伪医生/伪检测画面。</w:t>
       </w:r>
     </w:p>
     <w:p/>
@@ -860,13 +851,7 @@
     </w:p>
     <w:p>
       <w:r>
-        <w:rPr>
-          <w:b/>
-        </w:rPr>
-        <w:t>START_FRAME：</w:t>
-      </w:r>
-      <w:r>
-        <w:t>现代中国家庭客厅或厨房的产品使用场景：家电/日用品内部剖视，空间与耗材可视化；主体与开头相扣。</w:t>
+        <w:t>START_FRAME（首帧·五锁）：自上一镜尾帧继承：家电/日用品保持相同形态/材质/位置，客厅/厨房明亮顶灯与自然光，构图连续（五锁）。</w:t>
       </w:r>
     </w:p>
     <w:p>
@@ -904,13 +889,7 @@
     </w:p>
     <w:p>
       <w:r>
-        <w:rPr>
-          <w:b/>
-        </w:rPr>
-        <w:t>END_FRAME：</w:t>
-      </w:r>
-      <w:r>
-        <w:t>稳定停在可桥接的尾帧，作下一镜首帧。</w:t>
+        <w:t>END_FRAME（尾帧·五锁）：镜头稳定停在器用空间的一个清晰物件/结构上（家电/日用品，客厅/厨房明亮顶灯与自然光），形态位置与下一镜首帧一致，作桥接帧。</w:t>
       </w:r>
     </w:p>
     <w:p>
@@ -953,7 +932,10 @@
     </w:p>
     <w:p>
       <w:r>
-        <w:t>9:16 竖屏，高级半写实 3D/2.5D 现代家庭科学动画。现代中国家庭客厅或厨房的产品使用场景：家电/日用品内部剖视，空间与耗材可视化。0—3s 引入「电动牙刷最值得关注的不是有多少模式」主视觉事件；3—7s 演示/讲解机制与操作；7—10s 收束停在尾帧。无中文文字/字幕/Logo/水印；保持同一光线与镜头空间；无伪实验/伪专家；不出现可读数字表格。</w:t>
+        <w:rPr>
+          <w:b w:val="0"/>
+        </w:rPr>
+        <w:t>9:16 竖屏，高级半写实 3D/2.5D 现代家庭科学动画。现代中国家庭客厅或用厨房产品场景：家电/日用品内部剖视，空间与耗材可视化。本镜主题「电动牙刷最值得关注的不是有多少模式」（母题变量：软硬毛、刷头尺寸与操作方式、电动/手动效果与使用质量有关、冲牙器不能简单替代所有牙缝清洁、耗材价格和更换频率）。0—3s：从日常画面进入微观/剖面/透视；3—7s：用粒子、流动、结构示意表现机制；7—10s：从示意回到现实并落点。本段用连续的步骤动作推进，镜头跟随手部或物件。动画风格借用：产品爆炸图 / 内部结构 / 家庭A·B·C / 空间占用 / 长期耗材维护。镜头最后稳定帧直接作为下一镜首帧。。无中文文字/字幕/Logo/水印/名牌；不改变衣服/材质/产品外观颜色；不出现可读数字表格；不做伪实景/伪医生/伪检测画面。</w:t>
       </w:r>
     </w:p>
     <w:p/>
@@ -1000,13 +982,7 @@
     </w:p>
     <w:p>
       <w:r>
-        <w:rPr>
-          <w:b/>
-        </w:rPr>
-        <w:t>START_FRAME：</w:t>
-      </w:r>
-      <w:r>
-        <w:t>现代中国家庭客厅或厨房的产品使用场景：家电/日用品内部剖视，空间与耗材可视化；主体与开头相扣。</w:t>
+        <w:t>START_FRAME（首帧·五锁）：自上一镜尾帧继承：家电/日用品保持相同形态/材质/位置，客厅/厨房明亮顶灯与自然光，构图连续（五锁）。</w:t>
       </w:r>
     </w:p>
     <w:p>
@@ -1044,13 +1020,7 @@
     </w:p>
     <w:p>
       <w:r>
-        <w:rPr>
-          <w:b/>
-        </w:rPr>
-        <w:t>END_FRAME：</w:t>
-      </w:r>
-      <w:r>
-        <w:t>稳定停在可桥接的尾帧，作下一镜首帧。</w:t>
+        <w:t>END_FRAME（尾帧·五锁）：镜头稳定停在器用空间完成态（家电/日用品，客厅/厨房明亮顶灯与自然光），画面右下留出供后期放品牌/片尾。</w:t>
       </w:r>
     </w:p>
     <w:p>
@@ -1093,7 +1063,10 @@
     </w:p>
     <w:p>
       <w:r>
-        <w:t>9:16 竖屏，高级半写实 3D/2.5D 现代家庭科学动画。现代中国家庭客厅或厨房的产品使用场景：家电/日用品内部剖视，空间与耗材可视化。0—3s 引入「电动牙刷最值得关注的不是有多少模式」主视觉事件；3—7s 演示/讲解机制与操作；7—10s 收束停在尾帧。无中文文字/字幕/Logo/水印；保持同一光线与镜头空间；无伪实验/伪专家；不出现可读数字表格。</w:t>
+        <w:rPr>
+          <w:b w:val="0"/>
+        </w:rPr>
+        <w:t>9:16 竖屏，高级半写实 3D/2.5D 现代家庭科学动画。现代中国家庭客厅或用厨房产品场景：家电/日用品内部剖视，空间与耗材可视化。本镜主题「电动牙刷最值得关注的不是有多少模式」（母题变量：软硬毛、刷头尺寸与操作方式、电动/手动效果与使用质量有关、冲牙器不能简单替代所有牙缝清洁、耗材价格和更换频率）。0—3s：固定出错对象，给出步骤起点；3—7s：镜头跟随手或物件依序完成动作；7—10s：停在正确完成的结果。本段用连续的步骤动作推进，镜头跟随手部或物件。动画风格借用：产品爆炸图 / 内部结构 / 家庭A·B·C / 空间占用 / 长期耗材维护。末尾稳定停帧，右下留出供后期加品牌/片尾。。无中文文字/字幕/Logo/水印/名牌；不改变衣服/材质/产品外观颜色；不出现可读数字表格；不做伪实景/伪医生/伪检测画面。</w:t>
       </w:r>
     </w:p>
     <w:p/>
